--- a/WMD Website Documentation.docx
+++ b/WMD Website Documentation.docx
@@ -64,19 +64,7 @@
         <w:rPr>
           <w:lang w:val="en-US"/>
         </w:rPr>
-        <w:t xml:space="preserve">BM Connect was established to close the gap between </w:t>
-      </w:r>
-      <w:r>
-        <w:rPr>
-          <w:lang w:val="en-US"/>
-        </w:rPr>
-        <w:t>most</w:t>
-      </w:r>
-      <w:r>
-        <w:rPr>
-          <w:lang w:val="en-US"/>
-        </w:rPr>
-        <w:t xml:space="preserve"> </w:t>
+        <w:t xml:space="preserve">BM Connect was established to close the gap between most </w:t>
       </w:r>
       <w:r>
         <w:rPr>
@@ -283,17 +271,7 @@
           <w:color w:val="ED7D31" w:themeColor="accent2"/>
           <w:lang w:val="en-US"/>
         </w:rPr>
-        <w:t xml:space="preserve">Encourage </w:t>
-      </w:r>
-      <w:r>
-        <w:rPr>
-          <w:rFonts w:asciiTheme="majorHAnsi" w:hAnsiTheme="majorHAnsi" w:cstheme="majorHAnsi"/>
-          <w:b/>
-          <w:bCs/>
-          <w:color w:val="ED7D31" w:themeColor="accent2"/>
-          <w:lang w:val="en-US"/>
-        </w:rPr>
-        <w:t xml:space="preserve">Relationships: </w:t>
+        <w:t xml:space="preserve">Encourage Relationships: </w:t>
       </w:r>
       <w:r>
         <w:rPr>
@@ -328,17 +306,7 @@
           <w:color w:val="ED7D31" w:themeColor="accent2"/>
           <w:lang w:val="en-US"/>
         </w:rPr>
-        <w:t xml:space="preserve">Establish </w:t>
-      </w:r>
-      <w:r>
-        <w:rPr>
-          <w:rFonts w:asciiTheme="majorHAnsi" w:hAnsiTheme="majorHAnsi" w:cstheme="majorHAnsi"/>
-          <w:b/>
-          <w:bCs/>
-          <w:color w:val="ED7D31" w:themeColor="accent2"/>
-          <w:lang w:val="en-US"/>
-        </w:rPr>
-        <w:t xml:space="preserve">Trust: </w:t>
+        <w:t xml:space="preserve">Establish Trust: </w:t>
       </w:r>
       <w:r>
         <w:rPr>
@@ -373,17 +341,7 @@
           <w:color w:val="ED7D31" w:themeColor="accent2"/>
           <w:lang w:val="en-US"/>
         </w:rPr>
-        <w:t xml:space="preserve">Serving Various </w:t>
-      </w:r>
-      <w:r>
-        <w:rPr>
-          <w:rFonts w:asciiTheme="majorHAnsi" w:hAnsiTheme="majorHAnsi" w:cstheme="majorHAnsi"/>
-          <w:b/>
-          <w:bCs/>
-          <w:color w:val="ED7D31" w:themeColor="accent2"/>
-          <w:lang w:val="en-US"/>
-        </w:rPr>
-        <w:t xml:space="preserve">Audiences: </w:t>
+        <w:t xml:space="preserve">Serving Various Audiences: </w:t>
       </w:r>
       <w:r>
         <w:rPr>
@@ -450,17 +408,7 @@
           <w:color w:val="ED7D31" w:themeColor="accent2"/>
           <w:lang w:val="en-US"/>
         </w:rPr>
-        <w:t xml:space="preserve">Produce </w:t>
-      </w:r>
-      <w:r>
-        <w:rPr>
-          <w:rFonts w:asciiTheme="majorHAnsi" w:hAnsiTheme="majorHAnsi" w:cstheme="majorHAnsi"/>
-          <w:b/>
-          <w:bCs/>
-          <w:color w:val="ED7D31" w:themeColor="accent2"/>
-          <w:lang w:val="en-US"/>
-        </w:rPr>
-        <w:t xml:space="preserve">Leads: </w:t>
+        <w:t xml:space="preserve">Produce Leads: </w:t>
       </w:r>
       <w:r>
         <w:rPr>
@@ -495,17 +443,7 @@
           <w:color w:val="ED7D31" w:themeColor="accent2"/>
           <w:lang w:val="en-US"/>
         </w:rPr>
-        <w:t xml:space="preserve">Showcase </w:t>
-      </w:r>
-      <w:r>
-        <w:rPr>
-          <w:rFonts w:asciiTheme="majorHAnsi" w:hAnsiTheme="majorHAnsi" w:cstheme="majorHAnsi"/>
-          <w:b/>
-          <w:bCs/>
-          <w:color w:val="ED7D31" w:themeColor="accent2"/>
-          <w:lang w:val="en-US"/>
-        </w:rPr>
-        <w:t xml:space="preserve">Properties: </w:t>
+        <w:t xml:space="preserve">Showcase Properties: </w:t>
       </w:r>
       <w:r>
         <w:rPr>
@@ -569,31 +507,7 @@
         <w:rPr>
           <w:lang w:val="en-US"/>
         </w:rPr>
-        <w:t xml:space="preserve">students aged 18 to 30 years who are undergraduates and </w:t>
-      </w:r>
-      <w:r>
-        <w:rPr>
-          <w:lang w:val="en-US"/>
-        </w:rPr>
-        <w:t>postgraduates</w:t>
-      </w:r>
-      <w:r>
-        <w:rPr>
-          <w:lang w:val="en-US"/>
-        </w:rPr>
-        <w:t xml:space="preserve">, seeking housing near </w:t>
-      </w:r>
-      <w:r>
-        <w:rPr>
-          <w:lang w:val="en-US"/>
-        </w:rPr>
-        <w:t>campus, having</w:t>
-      </w:r>
-      <w:r>
-        <w:rPr>
-          <w:lang w:val="en-US"/>
-        </w:rPr>
-        <w:t xml:space="preserve"> limited budget and they should be comfortable with websites, mobile apps and online forms</w:t>
+        <w:t>students aged 18 to 30 years who are undergraduates and postgraduates, seeking housing near campus, having limited budget and they should be comfortable with websites, mobile apps and online forms</w:t>
       </w:r>
       <w:r>
         <w:rPr>
@@ -635,35 +549,7 @@
           <w:color w:val="000000" w:themeColor="text1"/>
           <w:lang w:val="en-US"/>
         </w:rPr>
-        <w:t xml:space="preserve">University </w:t>
-      </w:r>
-      <w:r>
-        <w:rPr>
-          <w:color w:val="000000" w:themeColor="text1"/>
-          <w:lang w:val="en-US"/>
-        </w:rPr>
-        <w:t>faculty</w:t>
-      </w:r>
-      <w:r>
-        <w:rPr>
-          <w:color w:val="000000" w:themeColor="text1"/>
-          <w:lang w:val="en-US"/>
-        </w:rPr>
-        <w:t xml:space="preserve"> members aged 30-60 years seeking comfortable accommodation in quiet city areas. They should be </w:t>
-      </w:r>
-      <w:r>
-        <w:rPr>
-          <w:color w:val="000000" w:themeColor="text1"/>
-          <w:lang w:val="en-US"/>
-        </w:rPr>
-        <w:t>familiar</w:t>
-      </w:r>
-      <w:r>
-        <w:rPr>
-          <w:color w:val="000000" w:themeColor="text1"/>
-          <w:lang w:val="en-US"/>
-        </w:rPr>
-        <w:t xml:space="preserve"> with professional websites, email communication, and online bookings</w:t>
+        <w:t>University faculty members aged 30-60 years seeking comfortable accommodation in quiet city areas. They should be familiar with professional websites, email communication, and online bookings</w:t>
       </w:r>
       <w:r>
         <w:rPr>
@@ -745,13 +631,7 @@
         <w:rPr>
           <w:color w:val="000000" w:themeColor="text1"/>
         </w:rPr>
-        <w:t>Business</w:t>
-      </w:r>
-      <w:r>
-        <w:rPr>
-          <w:color w:val="000000" w:themeColor="text1"/>
-        </w:rPr>
-        <w:t>/Service Website</w:t>
+        <w:t>Business/Service Website</w:t>
       </w:r>
     </w:p>
     <w:p>
@@ -1029,7 +909,7 @@
                     </pic:cNvPicPr>
                   </pic:nvPicPr>
                   <pic:blipFill>
-                    <a:blip r:embed="rId5">
+                    <a:blip r:embed="rId6">
                       <a:extLst>
                         <a:ext uri="{28A0092B-C50C-407E-A947-70E740481C1C}">
                           <a14:useLocalDpi xmlns:a14="http://schemas.microsoft.com/office/drawing/2010/main" val="0"/>
@@ -1184,6 +1064,98 @@
         <w:t>frame work</w:t>
       </w:r>
       <w:proofErr w:type="gramEnd"/>
+    </w:p>
+    <w:p>
+      <w:pPr>
+        <w:rPr>
+          <w:lang w:val="en-US"/>
+        </w:rPr>
+      </w:pPr>
+    </w:p>
+    <w:p>
+      <w:pPr>
+        <w:pStyle w:val="ListParagraph"/>
+        <w:numPr>
+          <w:ilvl w:val="0"/>
+          <w:numId w:val="2"/>
+        </w:numPr>
+        <w:rPr>
+          <w:b/>
+          <w:bCs/>
+          <w:lang w:val="en-US"/>
+        </w:rPr>
+      </w:pPr>
+      <w:r>
+        <w:rPr>
+          <w:b/>
+          <w:bCs/>
+          <w:lang w:val="en-US"/>
+        </w:rPr>
+        <w:t>TEMPLATE DESIGN</w:t>
+      </w:r>
+    </w:p>
+    <w:p>
+      <w:pPr>
+        <w:pStyle w:val="ListParagraph"/>
+        <w:rPr>
+          <w:b/>
+          <w:bCs/>
+          <w:lang w:val="en-US"/>
+        </w:rPr>
+      </w:pPr>
+      <w:r>
+        <w:rPr>
+          <w:noProof/>
+        </w:rPr>
+        <w:drawing>
+          <wp:inline distT="0" distB="0" distL="0" distR="0" wp14:anchorId="60C069DE" wp14:editId="2850AF5F">
+            <wp:extent cx="5962650" cy="6073140"/>
+            <wp:effectExtent l="0" t="0" r="0" b="3810"/>
+            <wp:docPr id="2003196545" name="Picture 1"/>
+            <wp:cNvGraphicFramePr>
+              <a:graphicFrameLocks xmlns:a="http://schemas.openxmlformats.org/drawingml/2006/main" noChangeAspect="1"/>
+            </wp:cNvGraphicFramePr>
+            <a:graphic xmlns:a="http://schemas.openxmlformats.org/drawingml/2006/main">
+              <a:graphicData uri="http://schemas.openxmlformats.org/drawingml/2006/picture">
+                <pic:pic xmlns:pic="http://schemas.openxmlformats.org/drawingml/2006/picture">
+                  <pic:nvPicPr>
+                    <pic:cNvPr id="0" name="Picture 1"/>
+                    <pic:cNvPicPr>
+                      <a:picLocks noChangeAspect="1" noChangeArrowheads="1"/>
+                    </pic:cNvPicPr>
+                  </pic:nvPicPr>
+                  <pic:blipFill>
+                    <a:blip r:embed="rId7">
+                      <a:extLst>
+                        <a:ext uri="{28A0092B-C50C-407E-A947-70E740481C1C}">
+                          <a14:useLocalDpi xmlns:a14="http://schemas.microsoft.com/office/drawing/2010/main" val="0"/>
+                        </a:ext>
+                      </a:extLst>
+                    </a:blip>
+                    <a:srcRect/>
+                    <a:stretch>
+                      <a:fillRect/>
+                    </a:stretch>
+                  </pic:blipFill>
+                  <pic:spPr bwMode="auto">
+                    <a:xfrm>
+                      <a:off x="0" y="0"/>
+                      <a:ext cx="5962650" cy="6073140"/>
+                    </a:xfrm>
+                    <a:prstGeom prst="rect">
+                      <a:avLst/>
+                    </a:prstGeom>
+                    <a:noFill/>
+                    <a:ln>
+                      <a:noFill/>
+                    </a:ln>
+                  </pic:spPr>
+                </pic:pic>
+              </a:graphicData>
+            </a:graphic>
+          </wp:inline>
+        </w:drawing>
+      </w:r>
     </w:p>
     <w:sectPr>
       <w:pgSz w:w="11906" w:h="16838" w:code="9"/>
@@ -2542,6 +2514,7 @@
   <w:style w:type="character" w:default="1" w:styleId="DefaultParagraphFont">
     <w:name w:val="Default Paragraph Font"/>
     <w:uiPriority w:val="1"/>
+    <w:semiHidden/>
     <w:unhideWhenUsed/>
   </w:style>
   <w:style w:type="table" w:default="1" w:styleId="TableNormal">
@@ -3163,4 +3136,16 @@
     </a:ext>
   </a:extLst>
 </a:theme>
+</file>
+
+<file path=customXml/item1.xml><?xml version="1.0" encoding="utf-8"?>
+<b:Sources xmlns:b="http://schemas.openxmlformats.org/officeDocument/2006/bibliography" xmlns="http://schemas.openxmlformats.org/officeDocument/2006/bibliography" SelectedStyle="\HarvardAnglia2008OfficeOnline.xsl" StyleName="Harvard - Anglia" Version="2008"/>
+</file>
+
+<file path=customXml/itemProps1.xml><?xml version="1.0" encoding="utf-8"?>
+<ds:datastoreItem xmlns:ds="http://schemas.openxmlformats.org/officeDocument/2006/customXml" ds:itemID="{26832381-1863-45FC-859A-170107DF7B98}">
+  <ds:schemaRefs>
+    <ds:schemaRef ds:uri="http://schemas.openxmlformats.org/officeDocument/2006/bibliography"/>
+  </ds:schemaRefs>
+</ds:datastoreItem>
 </file>